--- a/cf/jm/u/files/u036.docx
+++ b/cf/jm/u/files/u036.docx
@@ -20,7 +20,7 @@
     </w:p>
     <w:p>
       <w:r>
-        <w:t>請針對每個題目，把答案填在「回答：」後面（越具體越好）；填好後請放回您的部門資料夾即可，不需回信。</w:t>
+        <w:t>這份問卷是想更了解您的實際作業，好把您的 AI 助理做得更貼近需求。第一部分請把答案填在「回答：」後面（越具體越好）；第二部分只是先讓您了解，之後用的時候再一起調整，不用現在填。填好後放回您的部門資料夾即可，不需回信。</w:t>
       </w:r>
     </w:p>
     <w:p>
@@ -32,8 +32,16 @@
       </w:r>
     </w:p>
     <w:p>
+      <w:pPr>
+        <w:pStyle w:val="Heading2"/>
+      </w:pPr>
       <w:r>
-        <w:t>1. 本題AI界線需確認：AI只整理模擬前置資訊與彙整報告告警文字，模擬與碰撞/過切判定一律由工程師負責，對嗎？</w:t>
+        <w:t>一、請您提供或確認的事情</w:t>
+      </w:r>
+    </w:p>
+    <w:p>
+      <w:r>
+        <w:t>1. 先講最重要的界線：這題本體是 VERICUT 模擬（切削模擬、防碰撞驗證），AI 不會執行模擬、不寫也不改程式，也不會下『安全／不安全』結論；它只幫你做整理和文字彙整這種小事</w:t>
       </w:r>
     </w:p>
     <w:p>
@@ -43,7 +51,7 @@
     </w:p>
     <w:p>
       <w:r>
-        <w:t>2. VERICUT模擬前置需檢核哪些必備項（機台/刀具/夾治具/毛胚/座標系/程式版次）？</w:t>
+        <w:t>2. 那 AI 到底幫你做什麼？（幫你整理模擬前要準備的資訊，例如機台、刀具表、夾治具、毛胚、座標系，並把模擬報告裡的告警文字彙整出來給工程師看）</w:t>
       </w:r>
     </w:p>
     <w:p>
@@ -53,7 +61,7 @@
     </w:p>
     <w:p>
       <w:r>
-        <w:t>3. 模擬結果報告以什麼形式提供（PDF、截圖）？希望AI彙整哪些欄位？</w:t>
+        <w:t>3. 資料從哪裡來？（客戶圖檔、工程師自己編的程式相關說明或截圖、模擬報告 PDF，目前放個人電腦）</w:t>
       </w:r>
     </w:p>
     <w:p>
@@ -63,7 +71,7 @@
     </w:p>
     <w:p>
       <w:r>
-        <w:t>4. 常見告警術語（Collision/Gouge等）是否有現成中英對照供知識庫？</w:t>
+        <w:t>4. 你希望它最後生出什麼？（一份『模擬前置檢核清單』和一份『模擬結果文字摘要與待確認項』，所有結論都標待工程師判定）</w:t>
       </w:r>
     </w:p>
     <w:p>
@@ -73,7 +81,7 @@
     </w:p>
     <w:p>
       <w:r>
-        <w:t>5. 刀具/夾治具命名有無廠內對照表？</w:t>
+        <w:t>5. 它要拿什麼當比對底稿？（模擬前置檢核項目、刀具／夾治具命名對照、常見碰撞／過切告警術語對照）</w:t>
       </w:r>
     </w:p>
     <w:p>
@@ -83,12 +91,45 @@
     </w:p>
     <w:p>
       <w:r>
-        <w:t>6. 希望先做『前置檢核清單』還是『報告告警彙整』？</w:t>
+        <w:t>6. 最後誰負責？（模擬能不能過、有沒有碰撞，一律由工程師在 VERICUT 判定並負責）</w:t>
       </w:r>
     </w:p>
     <w:p>
       <w:r>
         <w:t>回答：</w:t>
+      </w:r>
+    </w:p>
+    <w:p>
+      <w:pPr>
+        <w:pStyle w:val="Heading2"/>
+      </w:pPr>
+      <w:r>
+        <w:t>二、要用了之後、跟 AI 一起調整的事情（先了解即可，不用現在填）</w:t>
+      </w:r>
+    </w:p>
+    <w:p>
+      <w:r>
+        <w:t>• 拿一份真的模擬前置資料給它，看它有沒有正確列出檢核清單、把缺的項目標出來</w:t>
+      </w:r>
+    </w:p>
+    <w:p>
+      <w:r>
+        <w:t>• 給一份含 Collision（碰撞）字樣的模擬報告，確認它只是把那句告警文字整理出來、標『待工程師判定』，而不是自己說『安全』或『不安全』</w:t>
+      </w:r>
+    </w:p>
+    <w:p>
+      <w:r>
+        <w:t>• 只要它敢下碰撞／過切結論，或吐出任何程式碼，就是不通過，要回頭在提示詞裡把界線講死</w:t>
+      </w:r>
+    </w:p>
+    <w:p>
+      <w:r>
+        <w:t>• 把工程師平常看報告會注意的告警術語補進知識庫，它彙整得會更到位</w:t>
+      </w:r>
+    </w:p>
+    <w:p>
+      <w:r>
+        <w:t>• 先當『AI 出初稿、人做最終判定』來用，等你把常見判斷準則慢慢教給它，再逐步放大它幫忙的範圍</w:t>
       </w:r>
     </w:p>
     <w:p/>
@@ -101,8 +142,16 @@
       </w:r>
     </w:p>
     <w:p>
+      <w:pPr>
+        <w:pStyle w:val="Heading2"/>
+      </w:pPr>
       <w:r>
-        <w:t>1. 本題定位AI出SOP初稿、人做最終審定，對嗎？最終SOP由工程師審定後上傳PLM？</w:t>
+        <w:t>一、請您提供或確認的事情</w:t>
+      </w:r>
+    </w:p>
+    <w:p>
+      <w:r>
+        <w:t>1. 先講界線：這題是『編 SOP（標準作業程序書）』，裡面若碰到加工程式、切削參數、加工可不可行，AI 一律標『待工程師審定』，它不寫程式、不下加工結論；純文書整理的部分才由它做</w:t>
       </w:r>
     </w:p>
     <w:p>
@@ -112,7 +161,7 @@
     </w:p>
     <w:p>
       <w:r>
-        <w:t>2. 公司SOP有固定範本/章節架構嗎？能否提供一份現行範例？</w:t>
+        <w:t>2. 那 AI 到底幫你做什麼？（讀客戶圖檔／自建圖檔，抓出加工工序與重點，套你們的 SOP 範本，生出一份 SOP 草稿）</w:t>
       </w:r>
     </w:p>
     <w:p>
@@ -122,7 +171,7 @@
     </w:p>
     <w:p>
       <w:r>
-        <w:t>3. 客戶圖檔/自建圖檔是原生檔還是掃描件？從哪裡取得？</w:t>
+        <w:t>3. 資料從哪裡來？（客戶圖檔或自建圖檔，放在公司電腦）</w:t>
       </w:r>
     </w:p>
     <w:p>
@@ -132,7 +181,7 @@
     </w:p>
     <w:p>
       <w:r>
-        <w:t>4. 品質檢驗點有無標準清單（首件/製程/末件、SPC項目）？</w:t>
+        <w:t>4. 你希望它最後生出什麼？（一份 SOP 草稿，含適用範圍、設備刀具治具、逐工序作業步驟、品質檢驗點、安全注意事項、待補與需審定項）</w:t>
       </w:r>
     </w:p>
     <w:p>
@@ -142,7 +191,7 @@
     </w:p>
     <w:p>
       <w:r>
-        <w:t>5. 圖面未明示的加工參數，是否一律標『待工程師審定』？</w:t>
+        <w:t>5. 它要拿什麼當底稿？（你們現有的 SOP 範本與章節架構、加工工序術語對照、品質檢驗點清單）</w:t>
       </w:r>
     </w:p>
     <w:p>
@@ -152,12 +201,45 @@
     </w:p>
     <w:p>
       <w:r>
-        <w:t>6. 加工工序術語有無廠內對照，避免用語不一致？</w:t>
+        <w:t>6. 最後誰負責？（SOP 一定要工程師審定後才上傳 PLM，AI 只出草稿）</w:t>
       </w:r>
     </w:p>
     <w:p>
       <w:r>
         <w:t>回答：</w:t>
+      </w:r>
+    </w:p>
+    <w:p>
+      <w:pPr>
+        <w:pStyle w:val="Heading2"/>
+      </w:pPr>
+      <w:r>
+        <w:t>二、要用了之後、跟 AI 一起調整的事情（先了解即可，不用現在填）</w:t>
+      </w:r>
+    </w:p>
+    <w:p>
+      <w:r>
+        <w:t>• 拿 1~2 份真的圖檔給它，看生出來的 SOP 章節完不完整、工序順序合不合理、術語用得對不對</w:t>
+      </w:r>
+    </w:p>
+    <w:p>
+      <w:r>
+        <w:t>• 確認圖面沒寫明的參數（例如轉速、進給）它會標『待補／待工程師審定』，而不是自己填一個數值</w:t>
+      </w:r>
+    </w:p>
+    <w:p>
+      <w:r>
+        <w:t>• 如果 SOP 格式跟你們公司的不一樣，把最新的 SOP 範本補進知識庫，它就會照你們的格式寫</w:t>
+      </w:r>
+    </w:p>
+    <w:p>
+      <w:r>
+        <w:t>• 先當『AI 出初稿、人審定』來用，把工程師常補的內容回饋給它，讓草稿越來越接近可用版</w:t>
+      </w:r>
+    </w:p>
+    <w:p>
+      <w:r>
+        <w:t>• 術語對照表有更新就同步進知識庫，避免它用錯或用舊的名詞</w:t>
       </w:r>
     </w:p>
     <w:p/>
